--- a/site/files/Phase-Protocol-1-The Engine Chain- Gemini Protocols.docx
+++ b/site/files/Phase-Protocol-1-The Engine Chain- Gemini Protocols.docx
@@ -2282,7 +2282,7 @@
     <w:p/>
     <w:p>
       <w:r>
-        <w:t>Cryo hulls, full load ..................... 221 days</w:t>
+        <w:t>Cryo hulls, full load ..................... 269 days</w:t>
       </w:r>
     </w:p>
     <w:p/>
@@ -3349,7 +3349,7 @@
     </w:p>
     <w:p>
       <w:r>
-        <w:t>830 d hull fill | 19 d spin-fuel share | 16.6 yr Earth burn at four modules</w:t>
+        <w:t>1,008 d hull fill | 19 d spin-fuel share | 16.6 yr Earth burn at four modules</w:t>
       </w:r>
       <w:r/>
     </w:p>
